--- a/Отчёт к лабораторной/Отчеё 5-7.docx
+++ b/Отчёт к лабораторной/Отчеё 5-7.docx
@@ -931,6 +931,10 @@
         <w:jc w:val="center"/>
       </w:pPr>
       <w:r>
+        <w:rPr>
+          <w:noProof/>
+          <w:lang w:eastAsia="ru-RU"/>
+        </w:rPr>
         <w:lastRenderedPageBreak/>
         <w:drawing>
           <wp:inline distT="0" distB="0" distL="0" distR="0" wp14:anchorId="780A3F03" wp14:editId="755F86DF">
@@ -986,6 +990,10 @@
         <w:jc w:val="center"/>
       </w:pPr>
       <w:r>
+        <w:rPr>
+          <w:noProof/>
+          <w:lang w:eastAsia="ru-RU"/>
+        </w:rPr>
         <w:drawing>
           <wp:inline distT="0" distB="0" distL="0" distR="0" wp14:anchorId="778696AC" wp14:editId="6BA07B9B">
             <wp:extent cx="5940425" cy="3302635"/>
@@ -1040,6 +1048,10 @@
         <w:jc w:val="center"/>
       </w:pPr>
       <w:r>
+        <w:rPr>
+          <w:noProof/>
+          <w:lang w:eastAsia="ru-RU"/>
+        </w:rPr>
         <w:lastRenderedPageBreak/>
         <w:drawing>
           <wp:inline distT="0" distB="0" distL="0" distR="0" wp14:anchorId="1399C73A" wp14:editId="1AF20F00">
@@ -1095,6 +1107,10 @@
         <w:jc w:val="center"/>
       </w:pPr>
       <w:r>
+        <w:rPr>
+          <w:noProof/>
+          <w:lang w:eastAsia="ru-RU"/>
+        </w:rPr>
         <w:drawing>
           <wp:inline distT="0" distB="0" distL="0" distR="0" wp14:anchorId="795E6953" wp14:editId="1C12863E">
             <wp:extent cx="5940425" cy="3004820"/>
@@ -1141,8 +1157,134 @@
       <w:r>
         <w:t>Рисунок 5 – Диаграмма вариантов использования для администратора</w:t>
       </w:r>
+    </w:p>
+    <w:p>
+      <w:pPr>
+        <w:rPr>
+          <w:rFonts w:ascii="Arial" w:hAnsi="Arial" w:cs="Arial"/>
+          <w:b/>
+          <w:sz w:val="32"/>
+          <w:szCs w:val="28"/>
+        </w:rPr>
+      </w:pPr>
+      <w:r>
+        <w:rPr>
+          <w:rFonts w:ascii="Arial" w:hAnsi="Arial" w:cs="Arial"/>
+          <w:b/>
+          <w:sz w:val="32"/>
+          <w:szCs w:val="28"/>
+        </w:rPr>
+        <w:t>Диаграммы</w:t>
+      </w:r>
+      <w:r>
+        <w:rPr>
+          <w:rFonts w:ascii="Arial" w:hAnsi="Arial" w:cs="Arial"/>
+          <w:b/>
+          <w:sz w:val="32"/>
+          <w:szCs w:val="28"/>
+        </w:rPr>
+        <w:t xml:space="preserve"> классов</w:t>
+      </w:r>
+    </w:p>
+    <w:p>
+      <w:pPr>
+        <w:rPr>
+          <w:rFonts w:cs="Times New Roman"/>
+          <w:szCs w:val="28"/>
+        </w:rPr>
+      </w:pPr>
+      <w:r>
+        <w:rPr>
+          <w:rFonts w:cs="Times New Roman"/>
+          <w:szCs w:val="28"/>
+        </w:rPr>
+        <w:t>Диаграмма классов приведена на рисунке 6.</w:t>
+      </w:r>
+    </w:p>
+    <w:p>
+      <w:pPr>
+        <w:jc w:val="center"/>
+        <w:rPr>
+          <w:rFonts w:cs="Times New Roman"/>
+          <w:szCs w:val="28"/>
+        </w:rPr>
+      </w:pPr>
+      <w:r>
+        <w:rPr>
+          <w:rFonts w:cs="Times New Roman"/>
+          <w:szCs w:val="28"/>
+        </w:rPr>
+        <w:t>Рисунок 6 – Диаграмма классов</w:t>
+      </w:r>
+    </w:p>
+    <w:p>
+      <w:pPr>
+        <w:jc w:val="center"/>
+        <w:rPr>
+          <w:rFonts w:cs="Times New Roman"/>
+          <w:szCs w:val="28"/>
+        </w:rPr>
+      </w:pPr>
       <w:bookmarkStart w:id="0" w:name="_GoBack"/>
+      <w:r>
+        <w:rPr>
+          <w:rFonts w:cs="Times New Roman"/>
+          <w:szCs w:val="28"/>
+        </w:rPr>
+        <w:lastRenderedPageBreak/>
+        <w:drawing>
+          <wp:inline distT="0" distB="0" distL="0" distR="0" wp14:anchorId="1CA7C23D" wp14:editId="50BFB035">
+            <wp:extent cx="3893820" cy="3577485"/>
+            <wp:effectExtent l="0" t="0" r="0" b="4445"/>
+            <wp:docPr id="2" name="Рисунок 2"/>
+            <wp:cNvGraphicFramePr>
+              <a:graphicFrameLocks xmlns:a="http://schemas.openxmlformats.org/drawingml/2006/main" noChangeAspect="1"/>
+            </wp:cNvGraphicFramePr>
+            <a:graphic xmlns:a="http://schemas.openxmlformats.org/drawingml/2006/main">
+              <a:graphicData uri="http://schemas.openxmlformats.org/drawingml/2006/picture">
+                <pic:pic xmlns:pic="http://schemas.openxmlformats.org/drawingml/2006/picture">
+                  <pic:nvPicPr>
+                    <pic:cNvPr id="1" name=""/>
+                    <pic:cNvPicPr/>
+                  </pic:nvPicPr>
+                  <pic:blipFill>
+                    <a:blip r:embed="rId9"/>
+                    <a:stretch>
+                      <a:fillRect/>
+                    </a:stretch>
+                  </pic:blipFill>
+                  <pic:spPr>
+                    <a:xfrm>
+                      <a:off x="0" y="0"/>
+                      <a:ext cx="3914765" cy="3596729"/>
+                    </a:xfrm>
+                    <a:prstGeom prst="rect">
+                      <a:avLst/>
+                    </a:prstGeom>
+                  </pic:spPr>
+                </pic:pic>
+              </a:graphicData>
+            </a:graphic>
+          </wp:inline>
+        </w:drawing>
+      </w:r>
       <w:bookmarkEnd w:id="0"/>
+    </w:p>
+    <w:p>
+      <w:pPr>
+        <w:jc w:val="center"/>
+        <w:rPr>
+          <w:rFonts w:cs="Times New Roman"/>
+          <w:szCs w:val="28"/>
+        </w:rPr>
+      </w:pPr>
+      <w:r>
+        <w:rPr>
+          <w:rFonts w:cs="Times New Roman"/>
+          <w:szCs w:val="28"/>
+        </w:rPr>
+        <w:t xml:space="preserve">Рисунок 7 –  </w:t>
+      </w:r>
     </w:p>
     <w:sectPr>
       <w:pgSz w:w="11906" w:h="16838"/>
@@ -1547,7 +1689,7 @@
   <w:style w:type="paragraph" w:default="1" w:styleId="a">
     <w:name w:val="Normal"/>
     <w:qFormat/>
-    <w:rsid w:val="00B93E05"/>
+    <w:rsid w:val="00EC0838"/>
     <w:pPr>
       <w:spacing w:after="0" w:line="240" w:lineRule="auto"/>
       <w:ind w:firstLine="709"/>

--- a/Отчёт к лабораторной/Отчеё 5-7.docx
+++ b/Отчёт к лабораторной/Отчеё 5-7.docx
@@ -1160,6 +1160,7 @@
     </w:p>
     <w:p>
       <w:pPr>
+        <w:jc w:val="left"/>
         <w:rPr>
           <w:rFonts w:ascii="Arial" w:hAnsi="Arial" w:cs="Arial"/>
           <w:b/>
@@ -1174,62 +1175,55 @@
           <w:sz w:val="32"/>
           <w:szCs w:val="28"/>
         </w:rPr>
-        <w:t>Диаграммы</w:t>
-      </w:r>
-      <w:r>
-        <w:rPr>
-          <w:rFonts w:ascii="Arial" w:hAnsi="Arial" w:cs="Arial"/>
-          <w:b/>
-          <w:sz w:val="32"/>
-          <w:szCs w:val="28"/>
-        </w:rPr>
-        <w:t xml:space="preserve"> классов</w:t>
-      </w:r>
-    </w:p>
-    <w:p>
-      <w:pPr>
-        <w:rPr>
-          <w:rFonts w:cs="Times New Roman"/>
-          <w:szCs w:val="28"/>
-        </w:rPr>
-      </w:pPr>
-      <w:r>
-        <w:rPr>
-          <w:rFonts w:cs="Times New Roman"/>
-          <w:szCs w:val="28"/>
-        </w:rPr>
-        <w:t>Диаграмма классов приведена на рисунке 6.</w:t>
-      </w:r>
-    </w:p>
-    <w:p>
-      <w:pPr>
-        <w:jc w:val="center"/>
-        <w:rPr>
-          <w:rFonts w:cs="Times New Roman"/>
-          <w:szCs w:val="28"/>
-        </w:rPr>
-      </w:pPr>
-      <w:r>
-        <w:rPr>
-          <w:rFonts w:cs="Times New Roman"/>
-          <w:szCs w:val="28"/>
-        </w:rPr>
-        <w:t>Рисунок 6 – Диаграмма классов</w:t>
-      </w:r>
-    </w:p>
-    <w:p>
-      <w:pPr>
-        <w:jc w:val="center"/>
-        <w:rPr>
-          <w:rFonts w:cs="Times New Roman"/>
-          <w:szCs w:val="28"/>
-        </w:rPr>
-      </w:pPr>
-      <w:bookmarkStart w:id="0" w:name="_GoBack"/>
-      <w:r>
-        <w:rPr>
-          <w:rFonts w:cs="Times New Roman"/>
-          <w:szCs w:val="28"/>
+        <w:t>Модель БД</w:t>
+      </w:r>
+    </w:p>
+    <w:p>
+      <w:pPr>
+        <w:jc w:val="left"/>
+        <w:rPr>
+          <w:rFonts w:cs="Times New Roman"/>
+          <w:szCs w:val="28"/>
+        </w:rPr>
+      </w:pPr>
+      <w:r>
+        <w:rPr>
+          <w:rFonts w:cs="Times New Roman"/>
+          <w:szCs w:val="28"/>
+        </w:rPr>
+        <w:t>Мод</w:t>
+      </w:r>
+      <w:r>
+        <w:rPr>
+          <w:rFonts w:cs="Times New Roman"/>
+          <w:szCs w:val="28"/>
+        </w:rPr>
+        <w:t>ель БД представлена на рисунке 6</w:t>
+      </w:r>
+      <w:r>
+        <w:rPr>
+          <w:rFonts w:cs="Times New Roman"/>
+          <w:szCs w:val="28"/>
+        </w:rPr>
+        <w:t>.</w:t>
+      </w:r>
+    </w:p>
+    <w:p>
+      <w:pPr>
+        <w:spacing w:before="200" w:after="240"/>
+        <w:ind w:firstLine="0"/>
+        <w:jc w:val="center"/>
+        <w:rPr>
+          <w:rFonts w:cs="Times New Roman"/>
+          <w:szCs w:val="28"/>
+        </w:rPr>
+      </w:pPr>
+      <w:r>
+        <w:rPr>
+          <w:rFonts w:cs="Times New Roman"/>
+          <w:noProof/>
+          <w:szCs w:val="28"/>
+          <w:lang w:eastAsia="ru-RU"/>
         </w:rPr>
         <w:lastRenderedPageBreak/>
         <w:drawing>
@@ -1268,23 +1262,852 @@
           </wp:inline>
         </w:drawing>
       </w:r>
+    </w:p>
+    <w:p>
+      <w:pPr>
+        <w:spacing w:before="200" w:after="240"/>
+        <w:ind w:firstLine="0"/>
+        <w:jc w:val="center"/>
+        <w:rPr>
+          <w:rFonts w:cs="Times New Roman"/>
+          <w:szCs w:val="28"/>
+        </w:rPr>
+      </w:pPr>
+      <w:r>
+        <w:rPr>
+          <w:rFonts w:cs="Times New Roman"/>
+          <w:szCs w:val="28"/>
+        </w:rPr>
+        <w:t>Рисунок 6</w:t>
+      </w:r>
+      <w:r>
+        <w:rPr>
+          <w:rFonts w:cs="Times New Roman"/>
+          <w:szCs w:val="28"/>
+        </w:rPr>
+        <w:t xml:space="preserve"> </w:t>
+      </w:r>
+      <w:r>
+        <w:rPr>
+          <w:rFonts w:cs="Times New Roman"/>
+          <w:szCs w:val="28"/>
+        </w:rPr>
+        <w:t>– Модель БД</w:t>
+      </w:r>
+    </w:p>
+    <w:p>
+      <w:pPr>
+        <w:spacing w:before="200" w:after="240"/>
+        <w:ind w:firstLine="0"/>
+        <w:jc w:val="left"/>
+        <w:rPr>
+          <w:rFonts w:ascii="Arial" w:hAnsi="Arial" w:cs="Arial"/>
+          <w:b/>
+          <w:sz w:val="32"/>
+          <w:szCs w:val="28"/>
+        </w:rPr>
+      </w:pPr>
+      <w:r>
+        <w:rPr>
+          <w:rFonts w:ascii="Arial" w:hAnsi="Arial" w:cs="Arial"/>
+          <w:b/>
+          <w:sz w:val="32"/>
+          <w:szCs w:val="28"/>
+        </w:rPr>
+        <w:t>Результаты работы программы</w:t>
+      </w:r>
+    </w:p>
+    <w:p>
+      <w:pPr>
+        <w:spacing w:before="200" w:after="240"/>
+        <w:ind w:firstLine="0"/>
+        <w:jc w:val="left"/>
+        <w:rPr>
+          <w:rFonts w:cs="Times New Roman"/>
+          <w:szCs w:val="28"/>
+        </w:rPr>
+      </w:pPr>
+      <w:r>
+        <w:rPr>
+          <w:rFonts w:cs="Times New Roman"/>
+          <w:szCs w:val="28"/>
+        </w:rPr>
+        <w:t xml:space="preserve">Результаты работы </w:t>
+      </w:r>
+      <w:r>
+        <w:rPr>
+          <w:rFonts w:cs="Times New Roman"/>
+          <w:szCs w:val="28"/>
+        </w:rPr>
+        <w:t>программы показаны на рисунках 7</w:t>
+      </w:r>
+      <w:r>
+        <w:rPr>
+          <w:rFonts w:cs="Times New Roman"/>
+          <w:szCs w:val="28"/>
+        </w:rPr>
+        <w:t xml:space="preserve"> - </w:t>
+      </w:r>
+      <w:r>
+        <w:rPr>
+          <w:rFonts w:cs="Times New Roman"/>
+          <w:szCs w:val="28"/>
+        </w:rPr>
+        <w:t>15</w:t>
+      </w:r>
+      <w:r>
+        <w:rPr>
+          <w:rFonts w:cs="Times New Roman"/>
+          <w:szCs w:val="28"/>
+        </w:rPr>
+        <w:t>.</w:t>
+      </w:r>
+    </w:p>
+    <w:p>
+      <w:pPr>
+        <w:spacing w:before="200" w:after="240"/>
+        <w:ind w:firstLine="0"/>
+        <w:jc w:val="center"/>
+        <w:rPr>
+          <w:noProof/>
+          <w:lang w:eastAsia="ru-RU"/>
+        </w:rPr>
+      </w:pPr>
+      <w:r>
+        <w:rPr>
+          <w:rFonts w:cs="Times New Roman"/>
+          <w:noProof/>
+          <w:szCs w:val="28"/>
+          <w:lang w:eastAsia="ru-RU"/>
+        </w:rPr>
+        <w:drawing>
+          <wp:inline distT="0" distB="0" distL="0" distR="0" wp14:anchorId="3EE6BCB2" wp14:editId="46405733">
+            <wp:extent cx="5940425" cy="2811780"/>
+            <wp:effectExtent l="0" t="0" r="3175" b="7620"/>
+            <wp:docPr id="3" name="Рисунок 3"/>
+            <wp:cNvGraphicFramePr>
+              <a:graphicFrameLocks xmlns:a="http://schemas.openxmlformats.org/drawingml/2006/main" noChangeAspect="1"/>
+            </wp:cNvGraphicFramePr>
+            <a:graphic xmlns:a="http://schemas.openxmlformats.org/drawingml/2006/main">
+              <a:graphicData uri="http://schemas.openxmlformats.org/drawingml/2006/picture">
+                <pic:pic xmlns:pic="http://schemas.openxmlformats.org/drawingml/2006/picture">
+                  <pic:nvPicPr>
+                    <pic:cNvPr id="1" name=""/>
+                    <pic:cNvPicPr/>
+                  </pic:nvPicPr>
+                  <pic:blipFill>
+                    <a:blip r:embed="rId10"/>
+                    <a:stretch>
+                      <a:fillRect/>
+                    </a:stretch>
+                  </pic:blipFill>
+                  <pic:spPr>
+                    <a:xfrm>
+                      <a:off x="0" y="0"/>
+                      <a:ext cx="5940425" cy="2811780"/>
+                    </a:xfrm>
+                    <a:prstGeom prst="rect">
+                      <a:avLst/>
+                    </a:prstGeom>
+                  </pic:spPr>
+                </pic:pic>
+              </a:graphicData>
+            </a:graphic>
+          </wp:inline>
+        </w:drawing>
+      </w:r>
+      <w:r>
+        <w:rPr>
+          <w:noProof/>
+          <w:lang w:eastAsia="ru-RU"/>
+        </w:rPr>
+        <w:t xml:space="preserve"> </w:t>
+      </w:r>
+    </w:p>
+    <w:p>
+      <w:pPr>
+        <w:spacing w:before="200" w:after="240"/>
+        <w:ind w:firstLine="0"/>
+        <w:jc w:val="center"/>
+        <w:rPr>
+          <w:noProof/>
+          <w:lang w:eastAsia="ru-RU"/>
+        </w:rPr>
+      </w:pPr>
+      <w:r>
+        <w:rPr>
+          <w:noProof/>
+          <w:lang w:eastAsia="ru-RU"/>
+        </w:rPr>
+        <w:t>Рисунок 7</w:t>
+      </w:r>
+      <w:r>
+        <w:rPr>
+          <w:noProof/>
+          <w:lang w:eastAsia="ru-RU"/>
+        </w:rPr>
+        <w:t xml:space="preserve"> – Результат работы программы</w:t>
+      </w:r>
+    </w:p>
+    <w:p>
+      <w:pPr>
+        <w:spacing w:before="200" w:after="240"/>
+        <w:ind w:firstLine="0"/>
+        <w:jc w:val="center"/>
+        <w:rPr>
+          <w:noProof/>
+          <w:lang w:eastAsia="ru-RU"/>
+        </w:rPr>
+      </w:pPr>
+      <w:r>
+        <w:rPr>
+          <w:rFonts w:cs="Times New Roman"/>
+          <w:noProof/>
+          <w:szCs w:val="28"/>
+          <w:lang w:eastAsia="ru-RU"/>
+        </w:rPr>
+        <w:lastRenderedPageBreak/>
+        <w:drawing>
+          <wp:inline distT="0" distB="0" distL="0" distR="0" wp14:anchorId="633A885F" wp14:editId="1732C90A">
+            <wp:extent cx="5940425" cy="2855595"/>
+            <wp:effectExtent l="0" t="0" r="3175" b="1905"/>
+            <wp:docPr id="8" name="Рисунок 8"/>
+            <wp:cNvGraphicFramePr>
+              <a:graphicFrameLocks xmlns:a="http://schemas.openxmlformats.org/drawingml/2006/main" noChangeAspect="1"/>
+            </wp:cNvGraphicFramePr>
+            <a:graphic xmlns:a="http://schemas.openxmlformats.org/drawingml/2006/main">
+              <a:graphicData uri="http://schemas.openxmlformats.org/drawingml/2006/picture">
+                <pic:pic xmlns:pic="http://schemas.openxmlformats.org/drawingml/2006/picture">
+                  <pic:nvPicPr>
+                    <pic:cNvPr id="1" name=""/>
+                    <pic:cNvPicPr/>
+                  </pic:nvPicPr>
+                  <pic:blipFill>
+                    <a:blip r:embed="rId11"/>
+                    <a:stretch>
+                      <a:fillRect/>
+                    </a:stretch>
+                  </pic:blipFill>
+                  <pic:spPr>
+                    <a:xfrm>
+                      <a:off x="0" y="0"/>
+                      <a:ext cx="5940425" cy="2855595"/>
+                    </a:xfrm>
+                    <a:prstGeom prst="rect">
+                      <a:avLst/>
+                    </a:prstGeom>
+                  </pic:spPr>
+                </pic:pic>
+              </a:graphicData>
+            </a:graphic>
+          </wp:inline>
+        </w:drawing>
+      </w:r>
+      <w:r>
+        <w:rPr>
+          <w:noProof/>
+          <w:lang w:eastAsia="ru-RU"/>
+        </w:rPr>
+        <w:t xml:space="preserve"> </w:t>
+      </w:r>
+    </w:p>
+    <w:p>
+      <w:pPr>
+        <w:spacing w:before="200" w:after="240"/>
+        <w:ind w:firstLine="0"/>
+        <w:jc w:val="center"/>
+        <w:rPr>
+          <w:noProof/>
+          <w:lang w:eastAsia="ru-RU"/>
+        </w:rPr>
+      </w:pPr>
+      <w:r>
+        <w:rPr>
+          <w:noProof/>
+          <w:lang w:eastAsia="ru-RU"/>
+        </w:rPr>
+        <w:t>Рисунок 8</w:t>
+      </w:r>
+      <w:r>
+        <w:rPr>
+          <w:noProof/>
+          <w:lang w:eastAsia="ru-RU"/>
+        </w:rPr>
+        <w:t xml:space="preserve"> – Результат работы программы</w:t>
+      </w:r>
+    </w:p>
+    <w:p>
+      <w:pPr>
+        <w:spacing w:before="200" w:after="240"/>
+        <w:ind w:firstLine="0"/>
+        <w:jc w:val="center"/>
+        <w:rPr>
+          <w:rFonts w:cs="Times New Roman"/>
+          <w:szCs w:val="28"/>
+        </w:rPr>
+      </w:pPr>
+      <w:r>
+        <w:rPr>
+          <w:noProof/>
+          <w:lang w:eastAsia="ru-RU"/>
+        </w:rPr>
+        <w:drawing>
+          <wp:inline distT="0" distB="0" distL="0" distR="0" wp14:anchorId="4E553AA3" wp14:editId="315E093E">
+            <wp:extent cx="5940425" cy="2959735"/>
+            <wp:effectExtent l="0" t="0" r="3175" b="0"/>
+            <wp:docPr id="9" name="Рисунок 9"/>
+            <wp:cNvGraphicFramePr>
+              <a:graphicFrameLocks xmlns:a="http://schemas.openxmlformats.org/drawingml/2006/main" noChangeAspect="1"/>
+            </wp:cNvGraphicFramePr>
+            <a:graphic xmlns:a="http://schemas.openxmlformats.org/drawingml/2006/main">
+              <a:graphicData uri="http://schemas.openxmlformats.org/drawingml/2006/picture">
+                <pic:pic xmlns:pic="http://schemas.openxmlformats.org/drawingml/2006/picture">
+                  <pic:nvPicPr>
+                    <pic:cNvPr id="1" name=""/>
+                    <pic:cNvPicPr/>
+                  </pic:nvPicPr>
+                  <pic:blipFill>
+                    <a:blip r:embed="rId12"/>
+                    <a:stretch>
+                      <a:fillRect/>
+                    </a:stretch>
+                  </pic:blipFill>
+                  <pic:spPr>
+                    <a:xfrm>
+                      <a:off x="0" y="0"/>
+                      <a:ext cx="5940425" cy="2959735"/>
+                    </a:xfrm>
+                    <a:prstGeom prst="rect">
+                      <a:avLst/>
+                    </a:prstGeom>
+                  </pic:spPr>
+                </pic:pic>
+              </a:graphicData>
+            </a:graphic>
+          </wp:inline>
+        </w:drawing>
+      </w:r>
+    </w:p>
+    <w:p>
+      <w:pPr>
+        <w:spacing w:before="200" w:after="240"/>
+        <w:ind w:firstLine="0"/>
+        <w:jc w:val="center"/>
+        <w:rPr>
+          <w:noProof/>
+          <w:lang w:eastAsia="ru-RU"/>
+        </w:rPr>
+      </w:pPr>
+      <w:r>
+        <w:rPr>
+          <w:noProof/>
+          <w:lang w:eastAsia="ru-RU"/>
+        </w:rPr>
+        <w:t>Рисунок 9</w:t>
+      </w:r>
+      <w:r>
+        <w:rPr>
+          <w:noProof/>
+          <w:lang w:eastAsia="ru-RU"/>
+        </w:rPr>
+        <w:t xml:space="preserve"> – Результат работы программы</w:t>
+      </w:r>
+    </w:p>
+    <w:p>
+      <w:pPr>
+        <w:spacing w:before="200" w:after="240"/>
+        <w:ind w:firstLine="0"/>
+        <w:jc w:val="center"/>
+        <w:rPr>
+          <w:noProof/>
+          <w:lang w:eastAsia="ru-RU"/>
+        </w:rPr>
+      </w:pPr>
+      <w:r>
+        <w:rPr>
+          <w:noProof/>
+          <w:lang w:eastAsia="ru-RU"/>
+        </w:rPr>
+        <w:lastRenderedPageBreak/>
+        <w:drawing>
+          <wp:inline distT="0" distB="0" distL="0" distR="0" wp14:anchorId="1F19D6D1" wp14:editId="1CE703E5">
+            <wp:extent cx="5940425" cy="2825750"/>
+            <wp:effectExtent l="0" t="0" r="3175" b="0"/>
+            <wp:docPr id="10" name="Рисунок 10"/>
+            <wp:cNvGraphicFramePr>
+              <a:graphicFrameLocks xmlns:a="http://schemas.openxmlformats.org/drawingml/2006/main" noChangeAspect="1"/>
+            </wp:cNvGraphicFramePr>
+            <a:graphic xmlns:a="http://schemas.openxmlformats.org/drawingml/2006/main">
+              <a:graphicData uri="http://schemas.openxmlformats.org/drawingml/2006/picture">
+                <pic:pic xmlns:pic="http://schemas.openxmlformats.org/drawingml/2006/picture">
+                  <pic:nvPicPr>
+                    <pic:cNvPr id="1" name=""/>
+                    <pic:cNvPicPr/>
+                  </pic:nvPicPr>
+                  <pic:blipFill>
+                    <a:blip r:embed="rId13"/>
+                    <a:stretch>
+                      <a:fillRect/>
+                    </a:stretch>
+                  </pic:blipFill>
+                  <pic:spPr>
+                    <a:xfrm>
+                      <a:off x="0" y="0"/>
+                      <a:ext cx="5940425" cy="2825750"/>
+                    </a:xfrm>
+                    <a:prstGeom prst="rect">
+                      <a:avLst/>
+                    </a:prstGeom>
+                  </pic:spPr>
+                </pic:pic>
+              </a:graphicData>
+            </a:graphic>
+          </wp:inline>
+        </w:drawing>
+      </w:r>
+    </w:p>
+    <w:p>
+      <w:pPr>
+        <w:spacing w:before="200" w:after="240"/>
+        <w:ind w:firstLine="0"/>
+        <w:jc w:val="center"/>
+        <w:rPr>
+          <w:noProof/>
+          <w:lang w:eastAsia="ru-RU"/>
+        </w:rPr>
+      </w:pPr>
+      <w:r>
+        <w:rPr>
+          <w:noProof/>
+          <w:lang w:eastAsia="ru-RU"/>
+        </w:rPr>
+        <w:t>Рисунок 10</w:t>
+      </w:r>
+      <w:r>
+        <w:rPr>
+          <w:noProof/>
+          <w:lang w:eastAsia="ru-RU"/>
+        </w:rPr>
+        <w:t xml:space="preserve"> – Результат работы программы</w:t>
+      </w:r>
+    </w:p>
+    <w:p>
+      <w:pPr>
+        <w:spacing w:before="200" w:after="240"/>
+        <w:ind w:firstLine="0"/>
+        <w:jc w:val="center"/>
+        <w:rPr>
+          <w:noProof/>
+          <w:lang w:eastAsia="ru-RU"/>
+        </w:rPr>
+      </w:pPr>
+      <w:r>
+        <w:rPr>
+          <w:noProof/>
+          <w:lang w:eastAsia="ru-RU"/>
+        </w:rPr>
+        <w:drawing>
+          <wp:inline distT="0" distB="0" distL="0" distR="0" wp14:anchorId="71A88B3A" wp14:editId="234A537F">
+            <wp:extent cx="5940425" cy="2811145"/>
+            <wp:effectExtent l="0" t="0" r="3175" b="8255"/>
+            <wp:docPr id="11" name="Рисунок 11"/>
+            <wp:cNvGraphicFramePr>
+              <a:graphicFrameLocks xmlns:a="http://schemas.openxmlformats.org/drawingml/2006/main" noChangeAspect="1"/>
+            </wp:cNvGraphicFramePr>
+            <a:graphic xmlns:a="http://schemas.openxmlformats.org/drawingml/2006/main">
+              <a:graphicData uri="http://schemas.openxmlformats.org/drawingml/2006/picture">
+                <pic:pic xmlns:pic="http://schemas.openxmlformats.org/drawingml/2006/picture">
+                  <pic:nvPicPr>
+                    <pic:cNvPr id="1" name=""/>
+                    <pic:cNvPicPr/>
+                  </pic:nvPicPr>
+                  <pic:blipFill>
+                    <a:blip r:embed="rId14"/>
+                    <a:stretch>
+                      <a:fillRect/>
+                    </a:stretch>
+                  </pic:blipFill>
+                  <pic:spPr>
+                    <a:xfrm>
+                      <a:off x="0" y="0"/>
+                      <a:ext cx="5940425" cy="2811145"/>
+                    </a:xfrm>
+                    <a:prstGeom prst="rect">
+                      <a:avLst/>
+                    </a:prstGeom>
+                  </pic:spPr>
+                </pic:pic>
+              </a:graphicData>
+            </a:graphic>
+          </wp:inline>
+        </w:drawing>
+      </w:r>
+    </w:p>
+    <w:p>
+      <w:pPr>
+        <w:spacing w:before="200" w:after="240"/>
+        <w:ind w:firstLine="0"/>
+        <w:jc w:val="center"/>
+        <w:rPr>
+          <w:noProof/>
+          <w:lang w:eastAsia="ru-RU"/>
+        </w:rPr>
+      </w:pPr>
+      <w:r>
+        <w:rPr>
+          <w:noProof/>
+          <w:lang w:eastAsia="ru-RU"/>
+        </w:rPr>
+        <w:t>Рисунок 11</w:t>
+      </w:r>
+      <w:r>
+        <w:rPr>
+          <w:noProof/>
+          <w:lang w:eastAsia="ru-RU"/>
+        </w:rPr>
+        <w:t xml:space="preserve"> – Результат работы программы</w:t>
+      </w:r>
+    </w:p>
+    <w:p>
+      <w:pPr>
+        <w:spacing w:before="200" w:after="240"/>
+        <w:ind w:firstLine="0"/>
+        <w:jc w:val="center"/>
+        <w:rPr>
+          <w:noProof/>
+          <w:lang w:eastAsia="ru-RU"/>
+        </w:rPr>
+      </w:pPr>
+      <w:r>
+        <w:rPr>
+          <w:noProof/>
+          <w:lang w:eastAsia="ru-RU"/>
+        </w:rPr>
+        <w:lastRenderedPageBreak/>
+        <w:drawing>
+          <wp:inline distT="0" distB="0" distL="0" distR="0" wp14:anchorId="34EFF5E7" wp14:editId="296817B9">
+            <wp:extent cx="5940425" cy="2694940"/>
+            <wp:effectExtent l="0" t="0" r="3175" b="0"/>
+            <wp:docPr id="12" name="Рисунок 12"/>
+            <wp:cNvGraphicFramePr>
+              <a:graphicFrameLocks xmlns:a="http://schemas.openxmlformats.org/drawingml/2006/main" noChangeAspect="1"/>
+            </wp:cNvGraphicFramePr>
+            <a:graphic xmlns:a="http://schemas.openxmlformats.org/drawingml/2006/main">
+              <a:graphicData uri="http://schemas.openxmlformats.org/drawingml/2006/picture">
+                <pic:pic xmlns:pic="http://schemas.openxmlformats.org/drawingml/2006/picture">
+                  <pic:nvPicPr>
+                    <pic:cNvPr id="1" name=""/>
+                    <pic:cNvPicPr/>
+                  </pic:nvPicPr>
+                  <pic:blipFill>
+                    <a:blip r:embed="rId15"/>
+                    <a:stretch>
+                      <a:fillRect/>
+                    </a:stretch>
+                  </pic:blipFill>
+                  <pic:spPr>
+                    <a:xfrm>
+                      <a:off x="0" y="0"/>
+                      <a:ext cx="5940425" cy="2694940"/>
+                    </a:xfrm>
+                    <a:prstGeom prst="rect">
+                      <a:avLst/>
+                    </a:prstGeom>
+                  </pic:spPr>
+                </pic:pic>
+              </a:graphicData>
+            </a:graphic>
+          </wp:inline>
+        </w:drawing>
+      </w:r>
+    </w:p>
+    <w:p>
+      <w:pPr>
+        <w:spacing w:before="200" w:after="240"/>
+        <w:ind w:firstLine="0"/>
+        <w:jc w:val="center"/>
+        <w:rPr>
+          <w:noProof/>
+          <w:lang w:eastAsia="ru-RU"/>
+        </w:rPr>
+      </w:pPr>
+      <w:r>
+        <w:rPr>
+          <w:noProof/>
+          <w:lang w:eastAsia="ru-RU"/>
+        </w:rPr>
+        <w:t>Рисунок 12</w:t>
+      </w:r>
+      <w:r>
+        <w:rPr>
+          <w:noProof/>
+          <w:lang w:eastAsia="ru-RU"/>
+        </w:rPr>
+        <w:t xml:space="preserve"> – Результат работы программы</w:t>
+      </w:r>
+    </w:p>
+    <w:p>
+      <w:pPr>
+        <w:spacing w:before="200" w:after="240"/>
+        <w:ind w:firstLine="0"/>
+        <w:jc w:val="center"/>
+        <w:rPr>
+          <w:noProof/>
+          <w:lang w:eastAsia="ru-RU"/>
+        </w:rPr>
+      </w:pPr>
+      <w:r>
+        <w:rPr>
+          <w:noProof/>
+          <w:lang w:eastAsia="ru-RU"/>
+        </w:rPr>
+        <w:drawing>
+          <wp:inline distT="0" distB="0" distL="0" distR="0" wp14:anchorId="089D8DFB" wp14:editId="5C30978D">
+            <wp:extent cx="5940425" cy="2693035"/>
+            <wp:effectExtent l="0" t="0" r="3175" b="0"/>
+            <wp:docPr id="13" name="Рисунок 13"/>
+            <wp:cNvGraphicFramePr>
+              <a:graphicFrameLocks xmlns:a="http://schemas.openxmlformats.org/drawingml/2006/main" noChangeAspect="1"/>
+            </wp:cNvGraphicFramePr>
+            <a:graphic xmlns:a="http://schemas.openxmlformats.org/drawingml/2006/main">
+              <a:graphicData uri="http://schemas.openxmlformats.org/drawingml/2006/picture">
+                <pic:pic xmlns:pic="http://schemas.openxmlformats.org/drawingml/2006/picture">
+                  <pic:nvPicPr>
+                    <pic:cNvPr id="1" name=""/>
+                    <pic:cNvPicPr/>
+                  </pic:nvPicPr>
+                  <pic:blipFill>
+                    <a:blip r:embed="rId16"/>
+                    <a:stretch>
+                      <a:fillRect/>
+                    </a:stretch>
+                  </pic:blipFill>
+                  <pic:spPr>
+                    <a:xfrm>
+                      <a:off x="0" y="0"/>
+                      <a:ext cx="5940425" cy="2693035"/>
+                    </a:xfrm>
+                    <a:prstGeom prst="rect">
+                      <a:avLst/>
+                    </a:prstGeom>
+                  </pic:spPr>
+                </pic:pic>
+              </a:graphicData>
+            </a:graphic>
+          </wp:inline>
+        </w:drawing>
+      </w:r>
+    </w:p>
+    <w:p>
+      <w:pPr>
+        <w:spacing w:before="200" w:after="240"/>
+        <w:ind w:firstLine="0"/>
+        <w:jc w:val="center"/>
+        <w:rPr>
+          <w:noProof/>
+          <w:lang w:eastAsia="ru-RU"/>
+        </w:rPr>
+      </w:pPr>
+      <w:r>
+        <w:rPr>
+          <w:noProof/>
+          <w:lang w:eastAsia="ru-RU"/>
+        </w:rPr>
+        <w:t>Рисунок 13</w:t>
+      </w:r>
+      <w:r>
+        <w:rPr>
+          <w:noProof/>
+          <w:lang w:eastAsia="ru-RU"/>
+        </w:rPr>
+        <w:t xml:space="preserve"> – Результат работы программы</w:t>
+      </w:r>
+    </w:p>
+    <w:p>
+      <w:pPr>
+        <w:spacing w:before="200" w:after="240"/>
+        <w:ind w:firstLine="0"/>
+        <w:jc w:val="center"/>
+        <w:rPr>
+          <w:noProof/>
+          <w:lang w:eastAsia="ru-RU"/>
+        </w:rPr>
+      </w:pPr>
+      <w:r>
+        <w:rPr>
+          <w:noProof/>
+          <w:lang w:eastAsia="ru-RU"/>
+        </w:rPr>
+        <w:drawing>
+          <wp:inline distT="0" distB="0" distL="0" distR="0" wp14:anchorId="6083BE77" wp14:editId="663C7A42">
+            <wp:extent cx="5940425" cy="2607310"/>
+            <wp:effectExtent l="0" t="0" r="3175" b="2540"/>
+            <wp:docPr id="14" name="Рисунок 14"/>
+            <wp:cNvGraphicFramePr>
+              <a:graphicFrameLocks xmlns:a="http://schemas.openxmlformats.org/drawingml/2006/main" noChangeAspect="1"/>
+            </wp:cNvGraphicFramePr>
+            <a:graphic xmlns:a="http://schemas.openxmlformats.org/drawingml/2006/main">
+              <a:graphicData uri="http://schemas.openxmlformats.org/drawingml/2006/picture">
+                <pic:pic xmlns:pic="http://schemas.openxmlformats.org/drawingml/2006/picture">
+                  <pic:nvPicPr>
+                    <pic:cNvPr id="1" name=""/>
+                    <pic:cNvPicPr/>
+                  </pic:nvPicPr>
+                  <pic:blipFill>
+                    <a:blip r:embed="rId17"/>
+                    <a:stretch>
+                      <a:fillRect/>
+                    </a:stretch>
+                  </pic:blipFill>
+                  <pic:spPr>
+                    <a:xfrm>
+                      <a:off x="0" y="0"/>
+                      <a:ext cx="5940425" cy="2607310"/>
+                    </a:xfrm>
+                    <a:prstGeom prst="rect">
+                      <a:avLst/>
+                    </a:prstGeom>
+                  </pic:spPr>
+                </pic:pic>
+              </a:graphicData>
+            </a:graphic>
+          </wp:inline>
+        </w:drawing>
+      </w:r>
+    </w:p>
+    <w:p>
+      <w:pPr>
+        <w:spacing w:before="200" w:after="240"/>
+        <w:ind w:firstLine="0"/>
+        <w:jc w:val="center"/>
+        <w:rPr>
+          <w:rFonts w:cs="Times New Roman"/>
+          <w:szCs w:val="28"/>
+        </w:rPr>
+      </w:pPr>
+      <w:r>
+        <w:rPr>
+          <w:noProof/>
+          <w:lang w:eastAsia="ru-RU"/>
+        </w:rPr>
+        <w:lastRenderedPageBreak/>
+        <w:t>Рисунок 14</w:t>
+      </w:r>
+      <w:r>
+        <w:rPr>
+          <w:noProof/>
+          <w:lang w:eastAsia="ru-RU"/>
+        </w:rPr>
+        <w:t xml:space="preserve"> – Результат работы программы</w:t>
+      </w:r>
+    </w:p>
+    <w:p>
+      <w:pPr>
+        <w:spacing w:before="200" w:after="240"/>
+        <w:ind w:firstLine="0"/>
+        <w:jc w:val="left"/>
+        <w:rPr>
+          <w:rFonts w:ascii="Arial" w:hAnsi="Arial" w:cs="Arial"/>
+          <w:b/>
+          <w:sz w:val="32"/>
+          <w:szCs w:val="28"/>
+        </w:rPr>
+      </w:pPr>
+      <w:r>
+        <w:rPr>
+          <w:rFonts w:ascii="Arial" w:hAnsi="Arial" w:cs="Arial"/>
+          <w:b/>
+          <w:sz w:val="32"/>
+          <w:szCs w:val="28"/>
+        </w:rPr>
+        <w:t>Вывод</w:t>
+      </w:r>
+    </w:p>
+    <w:p>
+      <w:pPr>
+        <w:spacing w:before="200" w:after="240"/>
+        <w:ind w:firstLine="0"/>
+        <w:jc w:val="left"/>
+        <w:rPr>
+          <w:rFonts w:cs="Times New Roman"/>
+          <w:szCs w:val="28"/>
+        </w:rPr>
+      </w:pPr>
+      <w:r>
+        <w:rPr>
+          <w:rFonts w:cs="Times New Roman"/>
+          <w:szCs w:val="28"/>
+        </w:rPr>
+        <w:t>В ходе выполнения лабораторной работы было разработано веб-приложение, поддерживающее аутентификацию, просмотр ленты новостей, изменения профиля.</w:t>
+      </w:r>
+    </w:p>
+    <w:p>
+      <w:pPr>
+        <w:spacing w:before="200" w:after="240"/>
+        <w:ind w:firstLine="0"/>
+        <w:jc w:val="left"/>
+        <w:rPr>
+          <w:rFonts w:cs="Times New Roman"/>
+          <w:szCs w:val="28"/>
+        </w:rPr>
+      </w:pPr>
+      <w:r>
+        <w:rPr>
+          <w:rFonts w:cs="Times New Roman"/>
+          <w:szCs w:val="28"/>
+        </w:rPr>
+        <w:t>В ходе выполнения лабор</w:t>
+      </w:r>
+      <w:bookmarkStart w:id="0" w:name="_GoBack"/>
       <w:bookmarkEnd w:id="0"/>
-    </w:p>
-    <w:p>
-      <w:pPr>
-        <w:jc w:val="center"/>
-        <w:rPr>
-          <w:rFonts w:cs="Times New Roman"/>
-          <w:szCs w:val="28"/>
-        </w:rPr>
-      </w:pPr>
-      <w:r>
-        <w:rPr>
-          <w:rFonts w:cs="Times New Roman"/>
-          <w:szCs w:val="28"/>
-        </w:rPr>
-        <w:t xml:space="preserve">Рисунок 7 –  </w:t>
-      </w:r>
+      <w:r>
+        <w:rPr>
+          <w:rFonts w:cs="Times New Roman"/>
+          <w:szCs w:val="28"/>
+        </w:rPr>
+        <w:t xml:space="preserve">аторной работы мы получили опыт в создании проектов на </w:t>
+      </w:r>
+      <w:r>
+        <w:rPr>
+          <w:rFonts w:cs="Times New Roman"/>
+          <w:szCs w:val="28"/>
+          <w:lang w:val="en-US"/>
+        </w:rPr>
+        <w:t>Java</w:t>
+      </w:r>
+      <w:r>
+        <w:rPr>
+          <w:rFonts w:cs="Times New Roman"/>
+          <w:szCs w:val="28"/>
+        </w:rPr>
+        <w:t xml:space="preserve"> </w:t>
+      </w:r>
+      <w:r>
+        <w:rPr>
+          <w:rFonts w:cs="Times New Roman"/>
+          <w:szCs w:val="28"/>
+          <w:lang w:val="en-US"/>
+        </w:rPr>
+        <w:t>Spring</w:t>
+      </w:r>
+      <w:r>
+        <w:rPr>
+          <w:rFonts w:cs="Times New Roman"/>
+          <w:szCs w:val="28"/>
+        </w:rPr>
+        <w:t>, изучили работу с обработкой запросов и базой данных.</w:t>
+      </w:r>
+    </w:p>
+    <w:p>
+      <w:pPr>
+        <w:spacing w:before="200" w:after="240"/>
+        <w:ind w:firstLine="0"/>
+        <w:jc w:val="left"/>
+        <w:rPr>
+          <w:rFonts w:cs="Times New Roman"/>
+          <w:szCs w:val="28"/>
+        </w:rPr>
+      </w:pPr>
     </w:p>
     <w:sectPr>
       <w:pgSz w:w="11906" w:h="16838"/>
@@ -1689,7 +2512,7 @@
   <w:style w:type="paragraph" w:default="1" w:styleId="a">
     <w:name w:val="Normal"/>
     <w:qFormat/>
-    <w:rsid w:val="00EC0838"/>
+    <w:rsid w:val="00326C2D"/>
     <w:pPr>
       <w:spacing w:after="0" w:line="240" w:lineRule="auto"/>
       <w:ind w:firstLine="709"/>
